--- a/04_Services_Costs_Alternatives.docx
+++ b/04_Services_Costs_Alternatives.docx
@@ -46,7 +46,7 @@
           <w:sz w:val="22"/>
           <w:szCs w:val="22"/>
         </w:rPr>
-        <w:t xml:space="preserve">Version 1.1 — S-09</w:t>
+        <w:t xml:space="preserve">Version 1.1 — S-10</w:t>
       </w:r>
     </w:p>
     <w:p>
@@ -380,6 +380,64 @@
                 <w:sz w:val="20"/>
                 <w:szCs w:val="20"/>
               </w:rPr>
+              <w:t xml:space="preserve">Code signing certificate (internal)</w:t>
+            </w:r>
+          </w:p>
+        </w:tc>
+        <w:tc>
+          <w:tcPr>
+            <w:tcW w:type="dxa" w:w="4360"/>
+            <w:tcBorders>
+              <w:top w:val="single" w:color="CCCCCC" w:sz="1"/>
+              <w:left w:val="single" w:color="CCCCCC" w:sz="1"/>
+              <w:bottom w:val="single" w:color="CCCCCC" w:sz="1"/>
+              <w:right w:val="single" w:color="CCCCCC" w:sz="1"/>
+            </w:tcBorders>
+            <w:shd w:fill="FFFFFF" w:val="clear"/>
+            <w:tcMar>
+              <w:top w:type="dxa" w:w="80"/>
+              <w:left w:type="dxa" w:w="120"/>
+              <w:bottom w:type="dxa" w:w="80"/>
+              <w:right w:type="dxa" w:w="120"/>
+            </w:tcMar>
+          </w:tcPr>
+          <w:p>
+            <w:r>
+              <w:rPr>
+                <w:rFonts w:ascii="Arial" w:cs="Arial" w:eastAsia="Arial" w:hAnsi="Arial"/>
+                <w:sz w:val="20"/>
+                <w:szCs w:val="20"/>
+              </w:rPr>
+              <w:t xml:space="preserve">$0.00 (self-signed)</w:t>
+            </w:r>
+          </w:p>
+        </w:tc>
+      </w:tr>
+      <w:tr>
+        <w:tc>
+          <w:tcPr>
+            <w:tcW w:type="dxa" w:w="5000"/>
+            <w:tcBorders>
+              <w:top w:val="single" w:color="CCCCCC" w:sz="1"/>
+              <w:left w:val="single" w:color="CCCCCC" w:sz="1"/>
+              <w:bottom w:val="single" w:color="CCCCCC" w:sz="1"/>
+              <w:right w:val="single" w:color="CCCCCC" w:sz="1"/>
+            </w:tcBorders>
+            <w:shd w:fill="F2F2F2" w:val="clear"/>
+            <w:tcMar>
+              <w:top w:type="dxa" w:w="80"/>
+              <w:left w:type="dxa" w:w="120"/>
+              <w:bottom w:type="dxa" w:w="80"/>
+              <w:right w:type="dxa" w:w="120"/>
+            </w:tcMar>
+          </w:tcPr>
+          <w:p>
+            <w:r>
+              <w:rPr>
+                <w:rFonts w:ascii="Arial" w:cs="Arial" w:eastAsia="Arial" w:hAnsi="Arial"/>
+                <w:sz w:val="20"/>
+                <w:szCs w:val="20"/>
+              </w:rPr>
               <w:t xml:space="preserve">Total</w:t>
             </w:r>
           </w:p>
@@ -393,7 +451,7 @@
               <w:bottom w:val="single" w:color="CCCCCC" w:sz="1"/>
               <w:right w:val="single" w:color="CCCCCC" w:sz="1"/>
             </w:tcBorders>
-            <w:shd w:fill="FFFFFF" w:val="clear"/>
+            <w:shd w:fill="F2F2F2" w:val="clear"/>
             <w:tcMar>
               <w:top w:type="dxa" w:w="80"/>
               <w:left w:type="dxa" w:w="120"/>
@@ -455,8 +513,8 @@
         <w:gridCol w:w="2000"/>
         <w:gridCol w:w="1200"/>
         <w:gridCol w:w="1000"/>
-        <w:gridCol w:w="3000"/>
-        <w:gridCol w:w="2160"/>
+        <w:gridCol w:w="3360"/>
+        <w:gridCol w:w="1800"/>
       </w:tblGrid>
       <w:tr>
         <w:trPr>
@@ -557,7 +615,7 @@
         </w:tc>
         <w:tc>
           <w:tcPr>
-            <w:tcW w:type="dxa" w:w="3000"/>
+            <w:tcW w:type="dxa" w:w="3360"/>
             <w:tcBorders>
               <w:top w:val="single" w:color="CCCCCC" w:sz="1"/>
               <w:left w:val="single" w:color="CCCCCC" w:sz="1"/>
@@ -588,7 +646,7 @@
         </w:tc>
         <w:tc>
           <w:tcPr>
-            <w:tcW w:type="dxa" w:w="2160"/>
+            <w:tcW w:type="dxa" w:w="1800"/>
             <w:tcBorders>
               <w:top w:val="single" w:color="CCCCCC" w:sz="1"/>
               <w:left w:val="single" w:color="CCCCCC" w:sz="1"/>
@@ -705,7 +763,7 @@
         </w:tc>
         <w:tc>
           <w:tcPr>
-            <w:tcW w:type="dxa" w:w="3000"/>
+            <w:tcW w:type="dxa" w:w="3360"/>
             <w:tcBorders>
               <w:top w:val="single" w:color="CCCCCC" w:sz="1"/>
               <w:left w:val="single" w:color="CCCCCC" w:sz="1"/>
@@ -733,7 +791,7 @@
         </w:tc>
         <w:tc>
           <w:tcPr>
-            <w:tcW w:type="dxa" w:w="2160"/>
+            <w:tcW w:type="dxa" w:w="1800"/>
             <w:tcBorders>
               <w:top w:val="single" w:color="CCCCCC" w:sz="1"/>
               <w:left w:val="single" w:color="CCCCCC" w:sz="1"/>
@@ -847,7 +905,7 @@
         </w:tc>
         <w:tc>
           <w:tcPr>
-            <w:tcW w:type="dxa" w:w="3000"/>
+            <w:tcW w:type="dxa" w:w="3360"/>
             <w:tcBorders>
               <w:top w:val="single" w:color="CCCCCC" w:sz="1"/>
               <w:left w:val="single" w:color="CCCCCC" w:sz="1"/>
@@ -875,7 +933,7 @@
         </w:tc>
         <w:tc>
           <w:tcPr>
-            <w:tcW w:type="dxa" w:w="2160"/>
+            <w:tcW w:type="dxa" w:w="1800"/>
             <w:tcBorders>
               <w:top w:val="single" w:color="CCCCCC" w:sz="1"/>
               <w:left w:val="single" w:color="CCCCCC" w:sz="1"/>
@@ -989,7 +1047,7 @@
         </w:tc>
         <w:tc>
           <w:tcPr>
-            <w:tcW w:type="dxa" w:w="3000"/>
+            <w:tcW w:type="dxa" w:w="3360"/>
             <w:tcBorders>
               <w:top w:val="single" w:color="CCCCCC" w:sz="1"/>
               <w:left w:val="single" w:color="CCCCCC" w:sz="1"/>
@@ -1017,7 +1075,7 @@
         </w:tc>
         <w:tc>
           <w:tcPr>
-            <w:tcW w:type="dxa" w:w="2160"/>
+            <w:tcW w:type="dxa" w:w="1800"/>
             <w:tcBorders>
               <w:top w:val="single" w:color="CCCCCC" w:sz="1"/>
               <w:left w:val="single" w:color="CCCCCC" w:sz="1"/>
@@ -1131,7 +1189,7 @@
         </w:tc>
         <w:tc>
           <w:tcPr>
-            <w:tcW w:type="dxa" w:w="3000"/>
+            <w:tcW w:type="dxa" w:w="3360"/>
             <w:tcBorders>
               <w:top w:val="single" w:color="CCCCCC" w:sz="1"/>
               <w:left w:val="single" w:color="CCCCCC" w:sz="1"/>
@@ -1159,7 +1217,7 @@
         </w:tc>
         <w:tc>
           <w:tcPr>
-            <w:tcW w:type="dxa" w:w="2160"/>
+            <w:tcW w:type="dxa" w:w="1800"/>
             <w:tcBorders>
               <w:top w:val="single" w:color="CCCCCC" w:sz="1"/>
               <w:left w:val="single" w:color="CCCCCC" w:sz="1"/>
@@ -1273,7 +1331,7 @@
         </w:tc>
         <w:tc>
           <w:tcPr>
-            <w:tcW w:type="dxa" w:w="3000"/>
+            <w:tcW w:type="dxa" w:w="3360"/>
             <w:tcBorders>
               <w:top w:val="single" w:color="CCCCCC" w:sz="1"/>
               <w:left w:val="single" w:color="CCCCCC" w:sz="1"/>
@@ -1301,7 +1359,7 @@
         </w:tc>
         <w:tc>
           <w:tcPr>
-            <w:tcW w:type="dxa" w:w="2160"/>
+            <w:tcW w:type="dxa" w:w="1800"/>
             <w:tcBorders>
               <w:top w:val="single" w:color="CCCCCC" w:sz="1"/>
               <w:left w:val="single" w:color="CCCCCC" w:sz="1"/>
@@ -1353,6 +1411,290 @@
                 <w:sz w:val="20"/>
                 <w:szCs w:val="20"/>
               </w:rPr>
+              <w:t xml:space="preserve">protobuf</w:t>
+            </w:r>
+          </w:p>
+        </w:tc>
+        <w:tc>
+          <w:tcPr>
+            <w:tcW w:type="dxa" w:w="1200"/>
+            <w:tcBorders>
+              <w:top w:val="single" w:color="CCCCCC" w:sz="1"/>
+              <w:left w:val="single" w:color="CCCCCC" w:sz="1"/>
+              <w:bottom w:val="single" w:color="CCCCCC" w:sz="1"/>
+              <w:right w:val="single" w:color="CCCCCC" w:sz="1"/>
+            </w:tcBorders>
+            <w:shd w:fill="FFFFFF" w:val="clear"/>
+            <w:tcMar>
+              <w:top w:type="dxa" w:w="80"/>
+              <w:left w:type="dxa" w:w="120"/>
+              <w:bottom w:type="dxa" w:w="80"/>
+              <w:right w:type="dxa" w:w="120"/>
+            </w:tcMar>
+          </w:tcPr>
+          <w:p>
+            <w:r>
+              <w:rPr>
+                <w:rFonts w:ascii="Arial" w:cs="Arial" w:eastAsia="Arial" w:hAnsi="Arial"/>
+                <w:sz w:val="20"/>
+                <w:szCs w:val="20"/>
+              </w:rPr>
+              <w:t xml:space="preserve">3.20.3</w:t>
+            </w:r>
+          </w:p>
+        </w:tc>
+        <w:tc>
+          <w:tcPr>
+            <w:tcW w:type="dxa" w:w="1000"/>
+            <w:tcBorders>
+              <w:top w:val="single" w:color="CCCCCC" w:sz="1"/>
+              <w:left w:val="single" w:color="CCCCCC" w:sz="1"/>
+              <w:bottom w:val="single" w:color="CCCCCC" w:sz="1"/>
+              <w:right w:val="single" w:color="CCCCCC" w:sz="1"/>
+            </w:tcBorders>
+            <w:shd w:fill="FFFFFF" w:val="clear"/>
+            <w:tcMar>
+              <w:top w:type="dxa" w:w="80"/>
+              <w:left w:type="dxa" w:w="120"/>
+              <w:bottom w:type="dxa" w:w="80"/>
+              <w:right w:type="dxa" w:w="120"/>
+            </w:tcMar>
+          </w:tcPr>
+          <w:p>
+            <w:r>
+              <w:rPr>
+                <w:rFonts w:ascii="Arial" w:cs="Arial" w:eastAsia="Arial" w:hAnsi="Arial"/>
+                <w:sz w:val="20"/>
+                <w:szCs w:val="20"/>
+              </w:rPr>
+              <w:t xml:space="preserve">BSD</w:t>
+            </w:r>
+          </w:p>
+        </w:tc>
+        <w:tc>
+          <w:tcPr>
+            <w:tcW w:type="dxa" w:w="3360"/>
+            <w:tcBorders>
+              <w:top w:val="single" w:color="CCCCCC" w:sz="1"/>
+              <w:left w:val="single" w:color="CCCCCC" w:sz="1"/>
+              <w:bottom w:val="single" w:color="CCCCCC" w:sz="1"/>
+              <w:right w:val="single" w:color="CCCCCC" w:sz="1"/>
+            </w:tcBorders>
+            <w:shd w:fill="FFFFFF" w:val="clear"/>
+            <w:tcMar>
+              <w:top w:type="dxa" w:w="80"/>
+              <w:left w:type="dxa" w:w="120"/>
+              <w:bottom w:type="dxa" w:w="80"/>
+              <w:right w:type="dxa" w:w="120"/>
+            </w:tcMar>
+          </w:tcPr>
+          <w:p>
+            <w:r>
+              <w:rPr>
+                <w:rFonts w:ascii="Arial" w:cs="Arial" w:eastAsia="Arial" w:hAnsi="Arial"/>
+                <w:sz w:val="20"/>
+                <w:szCs w:val="20"/>
+              </w:rPr>
+              <w:t xml:space="preserve">Streamlit internal messaging — pinned for Python 3.11 compatibility</w:t>
+            </w:r>
+          </w:p>
+        </w:tc>
+        <w:tc>
+          <w:tcPr>
+            <w:tcW w:type="dxa" w:w="1800"/>
+            <w:tcBorders>
+              <w:top w:val="single" w:color="CCCCCC" w:sz="1"/>
+              <w:left w:val="single" w:color="CCCCCC" w:sz="1"/>
+              <w:bottom w:val="single" w:color="CCCCCC" w:sz="1"/>
+              <w:right w:val="single" w:color="CCCCCC" w:sz="1"/>
+            </w:tcBorders>
+            <w:shd w:fill="FFFFFF" w:val="clear"/>
+            <w:tcMar>
+              <w:top w:type="dxa" w:w="80"/>
+              <w:left w:type="dxa" w:w="120"/>
+              <w:bottom w:type="dxa" w:w="80"/>
+              <w:right w:type="dxa" w:w="120"/>
+            </w:tcMar>
+          </w:tcPr>
+          <w:p>
+            <w:r>
+              <w:rPr>
+                <w:rFonts w:ascii="Arial" w:cs="Arial" w:eastAsia="Arial" w:hAnsi="Arial"/>
+                <w:sz w:val="20"/>
+                <w:szCs w:val="20"/>
+              </w:rPr>
+              <w:t xml:space="preserve">Low</w:t>
+            </w:r>
+          </w:p>
+        </w:tc>
+      </w:tr>
+      <w:tr>
+        <w:tc>
+          <w:tcPr>
+            <w:tcW w:type="dxa" w:w="2000"/>
+            <w:tcBorders>
+              <w:top w:val="single" w:color="CCCCCC" w:sz="1"/>
+              <w:left w:val="single" w:color="CCCCCC" w:sz="1"/>
+              <w:bottom w:val="single" w:color="CCCCCC" w:sz="1"/>
+              <w:right w:val="single" w:color="CCCCCC" w:sz="1"/>
+            </w:tcBorders>
+            <w:shd w:fill="F2F2F2" w:val="clear"/>
+            <w:tcMar>
+              <w:top w:type="dxa" w:w="80"/>
+              <w:left w:type="dxa" w:w="120"/>
+              <w:bottom w:type="dxa" w:w="80"/>
+              <w:right w:type="dxa" w:w="120"/>
+            </w:tcMar>
+          </w:tcPr>
+          <w:p>
+            <w:r>
+              <w:rPr>
+                <w:rFonts w:ascii="Arial" w:cs="Arial" w:eastAsia="Arial" w:hAnsi="Arial"/>
+                <w:sz w:val="20"/>
+                <w:szCs w:val="20"/>
+              </w:rPr>
+              <w:t xml:space="preserve">PyInstaller</w:t>
+            </w:r>
+          </w:p>
+        </w:tc>
+        <w:tc>
+          <w:tcPr>
+            <w:tcW w:type="dxa" w:w="1200"/>
+            <w:tcBorders>
+              <w:top w:val="single" w:color="CCCCCC" w:sz="1"/>
+              <w:left w:val="single" w:color="CCCCCC" w:sz="1"/>
+              <w:bottom w:val="single" w:color="CCCCCC" w:sz="1"/>
+              <w:right w:val="single" w:color="CCCCCC" w:sz="1"/>
+            </w:tcBorders>
+            <w:shd w:fill="F2F2F2" w:val="clear"/>
+            <w:tcMar>
+              <w:top w:type="dxa" w:w="80"/>
+              <w:left w:type="dxa" w:w="120"/>
+              <w:bottom w:type="dxa" w:w="80"/>
+              <w:right w:type="dxa" w:w="120"/>
+            </w:tcMar>
+          </w:tcPr>
+          <w:p>
+            <w:r>
+              <w:rPr>
+                <w:rFonts w:ascii="Arial" w:cs="Arial" w:eastAsia="Arial" w:hAnsi="Arial"/>
+                <w:sz w:val="20"/>
+                <w:szCs w:val="20"/>
+              </w:rPr>
+              <w:t xml:space="preserve">6.x</w:t>
+            </w:r>
+          </w:p>
+        </w:tc>
+        <w:tc>
+          <w:tcPr>
+            <w:tcW w:type="dxa" w:w="1000"/>
+            <w:tcBorders>
+              <w:top w:val="single" w:color="CCCCCC" w:sz="1"/>
+              <w:left w:val="single" w:color="CCCCCC" w:sz="1"/>
+              <w:bottom w:val="single" w:color="CCCCCC" w:sz="1"/>
+              <w:right w:val="single" w:color="CCCCCC" w:sz="1"/>
+            </w:tcBorders>
+            <w:shd w:fill="F2F2F2" w:val="clear"/>
+            <w:tcMar>
+              <w:top w:type="dxa" w:w="80"/>
+              <w:left w:type="dxa" w:w="120"/>
+              <w:bottom w:type="dxa" w:w="80"/>
+              <w:right w:type="dxa" w:w="120"/>
+            </w:tcMar>
+          </w:tcPr>
+          <w:p>
+            <w:r>
+              <w:rPr>
+                <w:rFonts w:ascii="Arial" w:cs="Arial" w:eastAsia="Arial" w:hAnsi="Arial"/>
+                <w:sz w:val="20"/>
+                <w:szCs w:val="20"/>
+              </w:rPr>
+              <w:t xml:space="preserve">GPL + bootloader exception</w:t>
+            </w:r>
+          </w:p>
+        </w:tc>
+        <w:tc>
+          <w:tcPr>
+            <w:tcW w:type="dxa" w:w="3360"/>
+            <w:tcBorders>
+              <w:top w:val="single" w:color="CCCCCC" w:sz="1"/>
+              <w:left w:val="single" w:color="CCCCCC" w:sz="1"/>
+              <w:bottom w:val="single" w:color="CCCCCC" w:sz="1"/>
+              <w:right w:val="single" w:color="CCCCCC" w:sz="1"/>
+            </w:tcBorders>
+            <w:shd w:fill="F2F2F2" w:val="clear"/>
+            <w:tcMar>
+              <w:top w:type="dxa" w:w="80"/>
+              <w:left w:type="dxa" w:w="120"/>
+              <w:bottom w:type="dxa" w:w="80"/>
+              <w:right w:type="dxa" w:w="120"/>
+            </w:tcMar>
+          </w:tcPr>
+          <w:p>
+            <w:r>
+              <w:rPr>
+                <w:rFonts w:ascii="Arial" w:cs="Arial" w:eastAsia="Arial" w:hAnsi="Arial"/>
+                <w:sz w:val="20"/>
+                <w:szCs w:val="20"/>
+              </w:rPr>
+              <w:t xml:space="preserve">Exe packaging (build-time only, not distributed)</w:t>
+            </w:r>
+          </w:p>
+        </w:tc>
+        <w:tc>
+          <w:tcPr>
+            <w:tcW w:type="dxa" w:w="1800"/>
+            <w:tcBorders>
+              <w:top w:val="single" w:color="CCCCCC" w:sz="1"/>
+              <w:left w:val="single" w:color="CCCCCC" w:sz="1"/>
+              <w:bottom w:val="single" w:color="CCCCCC" w:sz="1"/>
+              <w:right w:val="single" w:color="CCCCCC" w:sz="1"/>
+            </w:tcBorders>
+            <w:shd w:fill="F2F2F2" w:val="clear"/>
+            <w:tcMar>
+              <w:top w:type="dxa" w:w="80"/>
+              <w:left w:type="dxa" w:w="120"/>
+              <w:bottom w:type="dxa" w:w="80"/>
+              <w:right w:type="dxa" w:w="120"/>
+            </w:tcMar>
+          </w:tcPr>
+          <w:p>
+            <w:r>
+              <w:rPr>
+                <w:rFonts w:ascii="Arial" w:cs="Arial" w:eastAsia="Arial" w:hAnsi="Arial"/>
+                <w:sz w:val="20"/>
+                <w:szCs w:val="20"/>
+              </w:rPr>
+              <w:t xml:space="preserve">Medium</w:t>
+            </w:r>
+          </w:p>
+        </w:tc>
+      </w:tr>
+      <w:tr>
+        <w:tc>
+          <w:tcPr>
+            <w:tcW w:type="dxa" w:w="2000"/>
+            <w:tcBorders>
+              <w:top w:val="single" w:color="CCCCCC" w:sz="1"/>
+              <w:left w:val="single" w:color="CCCCCC" w:sz="1"/>
+              <w:bottom w:val="single" w:color="CCCCCC" w:sz="1"/>
+              <w:right w:val="single" w:color="CCCCCC" w:sz="1"/>
+            </w:tcBorders>
+            <w:shd w:fill="FFFFFF" w:val="clear"/>
+            <w:tcMar>
+              <w:top w:type="dxa" w:w="80"/>
+              <w:left w:type="dxa" w:w="120"/>
+              <w:bottom w:type="dxa" w:w="80"/>
+              <w:right w:type="dxa" w:w="120"/>
+            </w:tcMar>
+          </w:tcPr>
+          <w:p>
+            <w:r>
+              <w:rPr>
+                <w:rFonts w:ascii="Arial" w:cs="Arial" w:eastAsia="Arial" w:hAnsi="Arial"/>
+                <w:sz w:val="20"/>
+                <w:szCs w:val="20"/>
+              </w:rPr>
               <w:t xml:space="preserve">pytest</w:t>
             </w:r>
           </w:p>
@@ -1415,7 +1757,7 @@
         </w:tc>
         <w:tc>
           <w:tcPr>
-            <w:tcW w:type="dxa" w:w="3000"/>
+            <w:tcW w:type="dxa" w:w="3360"/>
             <w:tcBorders>
               <w:top w:val="single" w:color="CCCCCC" w:sz="1"/>
               <w:left w:val="single" w:color="CCCCCC" w:sz="1"/>
@@ -1443,7 +1785,7 @@
         </w:tc>
         <w:tc>
           <w:tcPr>
-            <w:tcW w:type="dxa" w:w="2160"/>
+            <w:tcW w:type="dxa" w:w="1800"/>
             <w:tcBorders>
               <w:top w:val="single" w:color="CCCCCC" w:sz="1"/>
               <w:left w:val="single" w:color="CCCCCC" w:sz="1"/>
@@ -1471,6 +1813,19 @@
         </w:tc>
       </w:tr>
     </w:tbl>
+    <w:p>
+      <w:pPr>
+        <w:spacing w:before="60" w:after="100"/>
+      </w:pPr>
+      <w:r>
+        <w:rPr>
+          <w:rFonts w:ascii="Arial" w:cs="Arial" w:eastAsia="Arial" w:hAnsi="Arial"/>
+          <w:sz w:val="22"/>
+          <w:szCs w:val="22"/>
+        </w:rPr>
+        <w:t xml:space="preserve">Note: PyInstaller is GPL-licensed but its bootloader exception permits distribution of bundled executables without GPL obligations. The .exe you distribute is not subject to GPL.</w:t>
+      </w:r>
+    </w:p>
     <w:p>
       <w:pPr>
         <w:pBdr>
@@ -3040,7 +3395,7 @@
           <w:sz w:val="22"/>
           <w:szCs w:val="22"/>
         </w:rPr>
-        <w:t xml:space="preserve">Recommendation: Keep lxml. It is the only stdlib-adjacent option with proper namespace, pretty-print, and schema validation support.</w:t>
+        <w:t xml:space="preserve">Recommendation: Keep lxml. It is the only option with proper namespace, pretty-print, and schema validation support.</w:t>
       </w:r>
     </w:p>
     <w:p>
@@ -3678,7 +4033,641 @@
           <w:sz w:val="26"/>
           <w:szCs w:val="26"/>
         </w:rPr>
-        <w:t xml:space="preserve">3.5 Hosting — Streamlit Community Cloud</w:t>
+        <w:t xml:space="preserve">3.5 Exe Packaging — PyInstaller</w:t>
+      </w:r>
+    </w:p>
+    <w:tbl>
+      <w:tblPr>
+        <w:tblW w:type="dxa" w:w="9360"/>
+        <w:tblBorders>
+          <w:top w:val="single" w:color="auto" w:sz="4"/>
+          <w:left w:val="single" w:color="auto" w:sz="4"/>
+          <w:bottom w:val="single" w:color="auto" w:sz="4"/>
+          <w:right w:val="single" w:color="auto" w:sz="4"/>
+          <w:insideH w:val="single" w:color="auto" w:sz="4"/>
+          <w:insideV w:val="single" w:color="auto" w:sz="4"/>
+        </w:tblBorders>
+      </w:tblPr>
+      <w:tblGrid>
+        <w:gridCol w:w="2500"/>
+        <w:gridCol w:w="2800"/>
+        <w:gridCol w:w="2800"/>
+        <w:gridCol w:w="1260"/>
+      </w:tblGrid>
+      <w:tr>
+        <w:trPr>
+          <w:tblHeader/>
+        </w:trPr>
+        <w:tc>
+          <w:tcPr>
+            <w:tcW w:type="dxa" w:w="2500"/>
+            <w:tcBorders>
+              <w:top w:val="single" w:color="CCCCCC" w:sz="1"/>
+              <w:left w:val="single" w:color="CCCCCC" w:sz="1"/>
+              <w:bottom w:val="single" w:color="CCCCCC" w:sz="1"/>
+              <w:right w:val="single" w:color="CCCCCC" w:sz="1"/>
+            </w:tcBorders>
+            <w:shd w:fill="1F4E79" w:val="clear"/>
+            <w:tcMar>
+              <w:top w:type="dxa" w:w="80"/>
+              <w:left w:type="dxa" w:w="120"/>
+              <w:bottom w:type="dxa" w:w="80"/>
+              <w:right w:type="dxa" w:w="120"/>
+            </w:tcMar>
+          </w:tcPr>
+          <w:p>
+            <w:r>
+              <w:rPr>
+                <w:rFonts w:ascii="Arial" w:cs="Arial" w:eastAsia="Arial" w:hAnsi="Arial"/>
+                <w:b/>
+                <w:bCs/>
+                <w:color w:val="FFFFFF"/>
+                <w:sz w:val="20"/>
+                <w:szCs w:val="20"/>
+              </w:rPr>
+              <w:t xml:space="preserve">Alternative</w:t>
+            </w:r>
+          </w:p>
+        </w:tc>
+        <w:tc>
+          <w:tcPr>
+            <w:tcW w:type="dxa" w:w="2800"/>
+            <w:tcBorders>
+              <w:top w:val="single" w:color="CCCCCC" w:sz="1"/>
+              <w:left w:val="single" w:color="CCCCCC" w:sz="1"/>
+              <w:bottom w:val="single" w:color="CCCCCC" w:sz="1"/>
+              <w:right w:val="single" w:color="CCCCCC" w:sz="1"/>
+            </w:tcBorders>
+            <w:shd w:fill="1F4E79" w:val="clear"/>
+            <w:tcMar>
+              <w:top w:type="dxa" w:w="80"/>
+              <w:left w:type="dxa" w:w="120"/>
+              <w:bottom w:type="dxa" w:w="80"/>
+              <w:right w:type="dxa" w:w="120"/>
+            </w:tcMar>
+          </w:tcPr>
+          <w:p>
+            <w:r>
+              <w:rPr>
+                <w:rFonts w:ascii="Arial" w:cs="Arial" w:eastAsia="Arial" w:hAnsi="Arial"/>
+                <w:b/>
+                <w:bCs/>
+                <w:color w:val="FFFFFF"/>
+                <w:sz w:val="20"/>
+                <w:szCs w:val="20"/>
+              </w:rPr>
+              <w:t xml:space="preserve">Pros</w:t>
+            </w:r>
+          </w:p>
+        </w:tc>
+        <w:tc>
+          <w:tcPr>
+            <w:tcW w:type="dxa" w:w="2800"/>
+            <w:tcBorders>
+              <w:top w:val="single" w:color="CCCCCC" w:sz="1"/>
+              <w:left w:val="single" w:color="CCCCCC" w:sz="1"/>
+              <w:bottom w:val="single" w:color="CCCCCC" w:sz="1"/>
+              <w:right w:val="single" w:color="CCCCCC" w:sz="1"/>
+            </w:tcBorders>
+            <w:shd w:fill="1F4E79" w:val="clear"/>
+            <w:tcMar>
+              <w:top w:type="dxa" w:w="80"/>
+              <w:left w:type="dxa" w:w="120"/>
+              <w:bottom w:type="dxa" w:w="80"/>
+              <w:right w:type="dxa" w:w="120"/>
+            </w:tcMar>
+          </w:tcPr>
+          <w:p>
+            <w:r>
+              <w:rPr>
+                <w:rFonts w:ascii="Arial" w:cs="Arial" w:eastAsia="Arial" w:hAnsi="Arial"/>
+                <w:b/>
+                <w:bCs/>
+                <w:color w:val="FFFFFF"/>
+                <w:sz w:val="20"/>
+                <w:szCs w:val="20"/>
+              </w:rPr>
+              <w:t xml:space="preserve">Cons</w:t>
+            </w:r>
+          </w:p>
+        </w:tc>
+        <w:tc>
+          <w:tcPr>
+            <w:tcW w:type="dxa" w:w="1260"/>
+            <w:tcBorders>
+              <w:top w:val="single" w:color="CCCCCC" w:sz="1"/>
+              <w:left w:val="single" w:color="CCCCCC" w:sz="1"/>
+              <w:bottom w:val="single" w:color="CCCCCC" w:sz="1"/>
+              <w:right w:val="single" w:color="CCCCCC" w:sz="1"/>
+            </w:tcBorders>
+            <w:shd w:fill="1F4E79" w:val="clear"/>
+            <w:tcMar>
+              <w:top w:type="dxa" w:w="80"/>
+              <w:left w:type="dxa" w:w="120"/>
+              <w:bottom w:type="dxa" w:w="80"/>
+              <w:right w:type="dxa" w:w="120"/>
+            </w:tcMar>
+          </w:tcPr>
+          <w:p>
+            <w:r>
+              <w:rPr>
+                <w:rFonts w:ascii="Arial" w:cs="Arial" w:eastAsia="Arial" w:hAnsi="Arial"/>
+                <w:b/>
+                <w:bCs/>
+                <w:color w:val="FFFFFF"/>
+                <w:sz w:val="20"/>
+                <w:szCs w:val="20"/>
+              </w:rPr>
+              <w:t xml:space="preserve">Migration Effort</w:t>
+            </w:r>
+          </w:p>
+        </w:tc>
+      </w:tr>
+      <w:tr>
+        <w:tc>
+          <w:tcPr>
+            <w:tcW w:type="dxa" w:w="2500"/>
+            <w:tcBorders>
+              <w:top w:val="single" w:color="CCCCCC" w:sz="1"/>
+              <w:left w:val="single" w:color="CCCCCC" w:sz="1"/>
+              <w:bottom w:val="single" w:color="CCCCCC" w:sz="1"/>
+              <w:right w:val="single" w:color="CCCCCC" w:sz="1"/>
+            </w:tcBorders>
+            <w:shd w:fill="F2F2F2" w:val="clear"/>
+            <w:tcMar>
+              <w:top w:type="dxa" w:w="80"/>
+              <w:left w:type="dxa" w:w="120"/>
+              <w:bottom w:type="dxa" w:w="80"/>
+              <w:right w:type="dxa" w:w="120"/>
+            </w:tcMar>
+          </w:tcPr>
+          <w:p>
+            <w:r>
+              <w:rPr>
+                <w:rFonts w:ascii="Arial" w:cs="Arial" w:eastAsia="Arial" w:hAnsi="Arial"/>
+                <w:sz w:val="20"/>
+                <w:szCs w:val="20"/>
+              </w:rPr>
+              <w:t xml:space="preserve">cx_Freeze</w:t>
+            </w:r>
+          </w:p>
+        </w:tc>
+        <w:tc>
+          <w:tcPr>
+            <w:tcW w:type="dxa" w:w="2800"/>
+            <w:tcBorders>
+              <w:top w:val="single" w:color="CCCCCC" w:sz="1"/>
+              <w:left w:val="single" w:color="CCCCCC" w:sz="1"/>
+              <w:bottom w:val="single" w:color="CCCCCC" w:sz="1"/>
+              <w:right w:val="single" w:color="CCCCCC" w:sz="1"/>
+            </w:tcBorders>
+            <w:shd w:fill="F2F2F2" w:val="clear"/>
+            <w:tcMar>
+              <w:top w:type="dxa" w:w="80"/>
+              <w:left w:type="dxa" w:w="120"/>
+              <w:bottom w:type="dxa" w:w="80"/>
+              <w:right w:type="dxa" w:w="120"/>
+            </w:tcMar>
+          </w:tcPr>
+          <w:p>
+            <w:r>
+              <w:rPr>
+                <w:rFonts w:ascii="Arial" w:cs="Arial" w:eastAsia="Arial" w:hAnsi="Arial"/>
+                <w:sz w:val="20"/>
+                <w:szCs w:val="20"/>
+              </w:rPr>
+              <w:t xml:space="preserve">Simpler, directory-based output</w:t>
+            </w:r>
+          </w:p>
+        </w:tc>
+        <w:tc>
+          <w:tcPr>
+            <w:tcW w:type="dxa" w:w="2800"/>
+            <w:tcBorders>
+              <w:top w:val="single" w:color="CCCCCC" w:sz="1"/>
+              <w:left w:val="single" w:color="CCCCCC" w:sz="1"/>
+              <w:bottom w:val="single" w:color="CCCCCC" w:sz="1"/>
+              <w:right w:val="single" w:color="CCCCCC" w:sz="1"/>
+            </w:tcBorders>
+            <w:shd w:fill="F2F2F2" w:val="clear"/>
+            <w:tcMar>
+              <w:top w:type="dxa" w:w="80"/>
+              <w:left w:type="dxa" w:w="120"/>
+              <w:bottom w:type="dxa" w:w="80"/>
+              <w:right w:type="dxa" w:w="120"/>
+            </w:tcMar>
+          </w:tcPr>
+          <w:p>
+            <w:r>
+              <w:rPr>
+                <w:rFonts w:ascii="Arial" w:cs="Arial" w:eastAsia="Arial" w:hAnsi="Arial"/>
+                <w:sz w:val="20"/>
+                <w:szCs w:val="20"/>
+              </w:rPr>
+              <w:t xml:space="preserve">No single-file option, larger footprint</w:t>
+            </w:r>
+          </w:p>
+        </w:tc>
+        <w:tc>
+          <w:tcPr>
+            <w:tcW w:type="dxa" w:w="1260"/>
+            <w:tcBorders>
+              <w:top w:val="single" w:color="CCCCCC" w:sz="1"/>
+              <w:left w:val="single" w:color="CCCCCC" w:sz="1"/>
+              <w:bottom w:val="single" w:color="CCCCCC" w:sz="1"/>
+              <w:right w:val="single" w:color="CCCCCC" w:sz="1"/>
+            </w:tcBorders>
+            <w:shd w:fill="F2F2F2" w:val="clear"/>
+            <w:tcMar>
+              <w:top w:type="dxa" w:w="80"/>
+              <w:left w:type="dxa" w:w="120"/>
+              <w:bottom w:type="dxa" w:w="80"/>
+              <w:right w:type="dxa" w:w="120"/>
+            </w:tcMar>
+          </w:tcPr>
+          <w:p>
+            <w:r>
+              <w:rPr>
+                <w:rFonts w:ascii="Arial" w:cs="Arial" w:eastAsia="Arial" w:hAnsi="Arial"/>
+                <w:sz w:val="20"/>
+                <w:szCs w:val="20"/>
+              </w:rPr>
+              <w:t xml:space="preserve">Low</w:t>
+            </w:r>
+          </w:p>
+        </w:tc>
+      </w:tr>
+      <w:tr>
+        <w:tc>
+          <w:tcPr>
+            <w:tcW w:type="dxa" w:w="2500"/>
+            <w:tcBorders>
+              <w:top w:val="single" w:color="CCCCCC" w:sz="1"/>
+              <w:left w:val="single" w:color="CCCCCC" w:sz="1"/>
+              <w:bottom w:val="single" w:color="CCCCCC" w:sz="1"/>
+              <w:right w:val="single" w:color="CCCCCC" w:sz="1"/>
+            </w:tcBorders>
+            <w:shd w:fill="FFFFFF" w:val="clear"/>
+            <w:tcMar>
+              <w:top w:type="dxa" w:w="80"/>
+              <w:left w:type="dxa" w:w="120"/>
+              <w:bottom w:type="dxa" w:w="80"/>
+              <w:right w:type="dxa" w:w="120"/>
+            </w:tcMar>
+          </w:tcPr>
+          <w:p>
+            <w:r>
+              <w:rPr>
+                <w:rFonts w:ascii="Arial" w:cs="Arial" w:eastAsia="Arial" w:hAnsi="Arial"/>
+                <w:sz w:val="20"/>
+                <w:szCs w:val="20"/>
+              </w:rPr>
+              <w:t xml:space="preserve">Nuitka</w:t>
+            </w:r>
+          </w:p>
+        </w:tc>
+        <w:tc>
+          <w:tcPr>
+            <w:tcW w:type="dxa" w:w="2800"/>
+            <w:tcBorders>
+              <w:top w:val="single" w:color="CCCCCC" w:sz="1"/>
+              <w:left w:val="single" w:color="CCCCCC" w:sz="1"/>
+              <w:bottom w:val="single" w:color="CCCCCC" w:sz="1"/>
+              <w:right w:val="single" w:color="CCCCCC" w:sz="1"/>
+            </w:tcBorders>
+            <w:shd w:fill="FFFFFF" w:val="clear"/>
+            <w:tcMar>
+              <w:top w:type="dxa" w:w="80"/>
+              <w:left w:type="dxa" w:w="120"/>
+              <w:bottom w:type="dxa" w:w="80"/>
+              <w:right w:type="dxa" w:w="120"/>
+            </w:tcMar>
+          </w:tcPr>
+          <w:p>
+            <w:r>
+              <w:rPr>
+                <w:rFonts w:ascii="Arial" w:cs="Arial" w:eastAsia="Arial" w:hAnsi="Arial"/>
+                <w:sz w:val="20"/>
+                <w:szCs w:val="20"/>
+              </w:rPr>
+              <w:t xml:space="preserve">Compiles to C — faster startup, smaller exe</w:t>
+            </w:r>
+          </w:p>
+        </w:tc>
+        <w:tc>
+          <w:tcPr>
+            <w:tcW w:type="dxa" w:w="2800"/>
+            <w:tcBorders>
+              <w:top w:val="single" w:color="CCCCCC" w:sz="1"/>
+              <w:left w:val="single" w:color="CCCCCC" w:sz="1"/>
+              <w:bottom w:val="single" w:color="CCCCCC" w:sz="1"/>
+              <w:right w:val="single" w:color="CCCCCC" w:sz="1"/>
+            </w:tcBorders>
+            <w:shd w:fill="FFFFFF" w:val="clear"/>
+            <w:tcMar>
+              <w:top w:type="dxa" w:w="80"/>
+              <w:left w:type="dxa" w:w="120"/>
+              <w:bottom w:type="dxa" w:w="80"/>
+              <w:right w:type="dxa" w:w="120"/>
+            </w:tcMar>
+          </w:tcPr>
+          <w:p>
+            <w:r>
+              <w:rPr>
+                <w:rFonts w:ascii="Arial" w:cs="Arial" w:eastAsia="Arial" w:hAnsi="Arial"/>
+                <w:sz w:val="20"/>
+                <w:szCs w:val="20"/>
+              </w:rPr>
+              <w:t xml:space="preserve">Longer build time, more complex setup</w:t>
+            </w:r>
+          </w:p>
+        </w:tc>
+        <w:tc>
+          <w:tcPr>
+            <w:tcW w:type="dxa" w:w="1260"/>
+            <w:tcBorders>
+              <w:top w:val="single" w:color="CCCCCC" w:sz="1"/>
+              <w:left w:val="single" w:color="CCCCCC" w:sz="1"/>
+              <w:bottom w:val="single" w:color="CCCCCC" w:sz="1"/>
+              <w:right w:val="single" w:color="CCCCCC" w:sz="1"/>
+            </w:tcBorders>
+            <w:shd w:fill="FFFFFF" w:val="clear"/>
+            <w:tcMar>
+              <w:top w:type="dxa" w:w="80"/>
+              <w:left w:type="dxa" w:w="120"/>
+              <w:bottom w:type="dxa" w:w="80"/>
+              <w:right w:type="dxa" w:w="120"/>
+            </w:tcMar>
+          </w:tcPr>
+          <w:p>
+            <w:r>
+              <w:rPr>
+                <w:rFonts w:ascii="Arial" w:cs="Arial" w:eastAsia="Arial" w:hAnsi="Arial"/>
+                <w:sz w:val="20"/>
+                <w:szCs w:val="20"/>
+              </w:rPr>
+              <w:t xml:space="preserve">High</w:t>
+            </w:r>
+          </w:p>
+        </w:tc>
+      </w:tr>
+      <w:tr>
+        <w:tc>
+          <w:tcPr>
+            <w:tcW w:type="dxa" w:w="2500"/>
+            <w:tcBorders>
+              <w:top w:val="single" w:color="CCCCCC" w:sz="1"/>
+              <w:left w:val="single" w:color="CCCCCC" w:sz="1"/>
+              <w:bottom w:val="single" w:color="CCCCCC" w:sz="1"/>
+              <w:right w:val="single" w:color="CCCCCC" w:sz="1"/>
+            </w:tcBorders>
+            <w:shd w:fill="F2F2F2" w:val="clear"/>
+            <w:tcMar>
+              <w:top w:type="dxa" w:w="80"/>
+              <w:left w:type="dxa" w:w="120"/>
+              <w:bottom w:type="dxa" w:w="80"/>
+              <w:right w:type="dxa" w:w="120"/>
+            </w:tcMar>
+          </w:tcPr>
+          <w:p>
+            <w:r>
+              <w:rPr>
+                <w:rFonts w:ascii="Arial" w:cs="Arial" w:eastAsia="Arial" w:hAnsi="Arial"/>
+                <w:sz w:val="20"/>
+                <w:szCs w:val="20"/>
+              </w:rPr>
+              <w:t xml:space="preserve">py2exe</w:t>
+            </w:r>
+          </w:p>
+        </w:tc>
+        <w:tc>
+          <w:tcPr>
+            <w:tcW w:type="dxa" w:w="2800"/>
+            <w:tcBorders>
+              <w:top w:val="single" w:color="CCCCCC" w:sz="1"/>
+              <w:left w:val="single" w:color="CCCCCC" w:sz="1"/>
+              <w:bottom w:val="single" w:color="CCCCCC" w:sz="1"/>
+              <w:right w:val="single" w:color="CCCCCC" w:sz="1"/>
+            </w:tcBorders>
+            <w:shd w:fill="F2F2F2" w:val="clear"/>
+            <w:tcMar>
+              <w:top w:type="dxa" w:w="80"/>
+              <w:left w:type="dxa" w:w="120"/>
+              <w:bottom w:type="dxa" w:w="80"/>
+              <w:right w:type="dxa" w:w="120"/>
+            </w:tcMar>
+          </w:tcPr>
+          <w:p>
+            <w:r>
+              <w:rPr>
+                <w:rFonts w:ascii="Arial" w:cs="Arial" w:eastAsia="Arial" w:hAnsi="Arial"/>
+                <w:sz w:val="20"/>
+                <w:szCs w:val="20"/>
+              </w:rPr>
+              <w:t xml:space="preserve">Windows-only, lightweight</w:t>
+            </w:r>
+          </w:p>
+        </w:tc>
+        <w:tc>
+          <w:tcPr>
+            <w:tcW w:type="dxa" w:w="2800"/>
+            <w:tcBorders>
+              <w:top w:val="single" w:color="CCCCCC" w:sz="1"/>
+              <w:left w:val="single" w:color="CCCCCC" w:sz="1"/>
+              <w:bottom w:val="single" w:color="CCCCCC" w:sz="1"/>
+              <w:right w:val="single" w:color="CCCCCC" w:sz="1"/>
+            </w:tcBorders>
+            <w:shd w:fill="F2F2F2" w:val="clear"/>
+            <w:tcMar>
+              <w:top w:type="dxa" w:w="80"/>
+              <w:left w:type="dxa" w:w="120"/>
+              <w:bottom w:type="dxa" w:w="80"/>
+              <w:right w:type="dxa" w:w="120"/>
+            </w:tcMar>
+          </w:tcPr>
+          <w:p>
+            <w:r>
+              <w:rPr>
+                <w:rFonts w:ascii="Arial" w:cs="Arial" w:eastAsia="Arial" w:hAnsi="Arial"/>
+                <w:sz w:val="20"/>
+                <w:szCs w:val="20"/>
+              </w:rPr>
+              <w:t xml:space="preserve">Unmaintained, Python 3.11 support patchy</w:t>
+            </w:r>
+          </w:p>
+        </w:tc>
+        <w:tc>
+          <w:tcPr>
+            <w:tcW w:type="dxa" w:w="1260"/>
+            <w:tcBorders>
+              <w:top w:val="single" w:color="CCCCCC" w:sz="1"/>
+              <w:left w:val="single" w:color="CCCCCC" w:sz="1"/>
+              <w:bottom w:val="single" w:color="CCCCCC" w:sz="1"/>
+              <w:right w:val="single" w:color="CCCCCC" w:sz="1"/>
+            </w:tcBorders>
+            <w:shd w:fill="F2F2F2" w:val="clear"/>
+            <w:tcMar>
+              <w:top w:type="dxa" w:w="80"/>
+              <w:left w:type="dxa" w:w="120"/>
+              <w:bottom w:type="dxa" w:w="80"/>
+              <w:right w:type="dxa" w:w="120"/>
+            </w:tcMar>
+          </w:tcPr>
+          <w:p>
+            <w:r>
+              <w:rPr>
+                <w:rFonts w:ascii="Arial" w:cs="Arial" w:eastAsia="Arial" w:hAnsi="Arial"/>
+                <w:sz w:val="20"/>
+                <w:szCs w:val="20"/>
+              </w:rPr>
+              <w:t xml:space="preserve">Medium</w:t>
+            </w:r>
+          </w:p>
+        </w:tc>
+      </w:tr>
+      <w:tr>
+        <w:tc>
+          <w:tcPr>
+            <w:tcW w:type="dxa" w:w="2500"/>
+            <w:tcBorders>
+              <w:top w:val="single" w:color="CCCCCC" w:sz="1"/>
+              <w:left w:val="single" w:color="CCCCCC" w:sz="1"/>
+              <w:bottom w:val="single" w:color="CCCCCC" w:sz="1"/>
+              <w:right w:val="single" w:color="CCCCCC" w:sz="1"/>
+            </w:tcBorders>
+            <w:shd w:fill="FFFFFF" w:val="clear"/>
+            <w:tcMar>
+              <w:top w:type="dxa" w:w="80"/>
+              <w:left w:type="dxa" w:w="120"/>
+              <w:bottom w:type="dxa" w:w="80"/>
+              <w:right w:type="dxa" w:w="120"/>
+            </w:tcMar>
+          </w:tcPr>
+          <w:p>
+            <w:r>
+              <w:rPr>
+                <w:rFonts w:ascii="Arial" w:cs="Arial" w:eastAsia="Arial" w:hAnsi="Arial"/>
+                <w:sz w:val="20"/>
+                <w:szCs w:val="20"/>
+              </w:rPr>
+              <w:t xml:space="preserve">Docker Desktop</w:t>
+            </w:r>
+          </w:p>
+        </w:tc>
+        <w:tc>
+          <w:tcPr>
+            <w:tcW w:type="dxa" w:w="2800"/>
+            <w:tcBorders>
+              <w:top w:val="single" w:color="CCCCCC" w:sz="1"/>
+              <w:left w:val="single" w:color="CCCCCC" w:sz="1"/>
+              <w:bottom w:val="single" w:color="CCCCCC" w:sz="1"/>
+              <w:right w:val="single" w:color="CCCCCC" w:sz="1"/>
+            </w:tcBorders>
+            <w:shd w:fill="FFFFFF" w:val="clear"/>
+            <w:tcMar>
+              <w:top w:type="dxa" w:w="80"/>
+              <w:left w:type="dxa" w:w="120"/>
+              <w:bottom w:type="dxa" w:w="80"/>
+              <w:right w:type="dxa" w:w="120"/>
+            </w:tcMar>
+          </w:tcPr>
+          <w:p>
+            <w:r>
+              <w:rPr>
+                <w:rFonts w:ascii="Arial" w:cs="Arial" w:eastAsia="Arial" w:hAnsi="Arial"/>
+                <w:sz w:val="20"/>
+                <w:szCs w:val="20"/>
+              </w:rPr>
+              <w:t xml:space="preserve">Cross-platform, isolated</w:t>
+            </w:r>
+          </w:p>
+        </w:tc>
+        <w:tc>
+          <w:tcPr>
+            <w:tcW w:type="dxa" w:w="2800"/>
+            <w:tcBorders>
+              <w:top w:val="single" w:color="CCCCCC" w:sz="1"/>
+              <w:left w:val="single" w:color="CCCCCC" w:sz="1"/>
+              <w:bottom w:val="single" w:color="CCCCCC" w:sz="1"/>
+              <w:right w:val="single" w:color="CCCCCC" w:sz="1"/>
+            </w:tcBorders>
+            <w:shd w:fill="FFFFFF" w:val="clear"/>
+            <w:tcMar>
+              <w:top w:type="dxa" w:w="80"/>
+              <w:left w:type="dxa" w:w="120"/>
+              <w:bottom w:type="dxa" w:w="80"/>
+              <w:right w:type="dxa" w:w="120"/>
+            </w:tcMar>
+          </w:tcPr>
+          <w:p>
+            <w:r>
+              <w:rPr>
+                <w:rFonts w:ascii="Arial" w:cs="Arial" w:eastAsia="Arial" w:hAnsi="Arial"/>
+                <w:sz w:val="20"/>
+                <w:szCs w:val="20"/>
+              </w:rPr>
+              <w:t xml:space="preserve">Requires Docker install on each machine</w:t>
+            </w:r>
+          </w:p>
+        </w:tc>
+        <w:tc>
+          <w:tcPr>
+            <w:tcW w:type="dxa" w:w="1260"/>
+            <w:tcBorders>
+              <w:top w:val="single" w:color="CCCCCC" w:sz="1"/>
+              <w:left w:val="single" w:color="CCCCCC" w:sz="1"/>
+              <w:bottom w:val="single" w:color="CCCCCC" w:sz="1"/>
+              <w:right w:val="single" w:color="CCCCCC" w:sz="1"/>
+            </w:tcBorders>
+            <w:shd w:fill="FFFFFF" w:val="clear"/>
+            <w:tcMar>
+              <w:top w:type="dxa" w:w="80"/>
+              <w:left w:type="dxa" w:w="120"/>
+              <w:bottom w:type="dxa" w:w="80"/>
+              <w:right w:type="dxa" w:w="120"/>
+            </w:tcMar>
+          </w:tcPr>
+          <w:p>
+            <w:r>
+              <w:rPr>
+                <w:rFonts w:ascii="Arial" w:cs="Arial" w:eastAsia="Arial" w:hAnsi="Arial"/>
+                <w:sz w:val="20"/>
+                <w:szCs w:val="20"/>
+              </w:rPr>
+              <w:t xml:space="preserve">Medium</w:t>
+            </w:r>
+          </w:p>
+        </w:tc>
+      </w:tr>
+    </w:tbl>
+    <w:p>
+      <w:pPr>
+        <w:spacing w:before="60" w:after="100"/>
+      </w:pPr>
+      <w:r>
+        <w:rPr>
+          <w:rFonts w:ascii="Arial" w:cs="Arial" w:eastAsia="Arial" w:hAnsi="Arial"/>
+          <w:sz w:val="22"/>
+          <w:szCs w:val="22"/>
+        </w:rPr>
+        <w:t xml:space="preserve">Recommendation: Keep PyInstaller for now. If startup time becomes an issue (currently ~3-4s), evaluate Nuitka in v2.</w:t>
+      </w:r>
+    </w:p>
+    <w:p>
+      <w:pPr>
+        <w:pStyle w:val="Heading2"/>
+        <w:spacing w:before="240" w:after="80"/>
+      </w:pPr>
+      <w:r>
+        <w:rPr>
+          <w:rFonts w:ascii="Arial" w:cs="Arial" w:eastAsia="Arial" w:hAnsi="Arial"/>
+          <w:b/>
+          <w:bCs/>
+          <w:color w:val="2E74B5"/>
+          <w:sz w:val="26"/>
+          <w:szCs w:val="26"/>
+        </w:rPr>
+        <w:t xml:space="preserve">3.6 Hosting — Streamlit Community Cloud</w:t>
       </w:r>
     </w:p>
     <w:tbl>
@@ -3995,7 +4984,7 @@
                 <w:sz w:val="20"/>
                 <w:szCs w:val="20"/>
               </w:rPr>
-              <w:t xml:space="preserve">$0–$5/mo</w:t>
+              <w:t xml:space="preserve">$0-$5/mo</w:t>
             </w:r>
           </w:p>
         </w:tc>
@@ -4109,7 +5098,7 @@
                 <w:sz w:val="20"/>
                 <w:szCs w:val="20"/>
               </w:rPr>
-              <w:t xml:space="preserve">$0–$7/mo</w:t>
+              <w:t xml:space="preserve">$0-$7/mo</w:t>
             </w:r>
           </w:p>
         </w:tc>
@@ -4437,10 +5426,11 @@
         </w:tblBorders>
       </w:tblPr>
       <w:tblGrid>
-        <w:gridCol w:w="2500"/>
-        <w:gridCol w:w="1800"/>
-        <w:gridCol w:w="2400"/>
-        <w:gridCol w:w="2660"/>
+        <w:gridCol w:w="2200"/>
+        <w:gridCol w:w="1600"/>
+        <w:gridCol w:w="2000"/>
+        <w:gridCol w:w="1200"/>
+        <w:gridCol w:w="2360"/>
       </w:tblGrid>
       <w:tr>
         <w:trPr>
@@ -4448,7 +5438,7 @@
         </w:trPr>
         <w:tc>
           <w:tcPr>
-            <w:tcW w:type="dxa" w:w="2500"/>
+            <w:tcW w:type="dxa" w:w="2200"/>
             <w:tcBorders>
               <w:top w:val="single" w:color="CCCCCC" w:sz="1"/>
               <w:left w:val="single" w:color="CCCCCC" w:sz="1"/>
@@ -4479,7 +5469,7 @@
         </w:tc>
         <w:tc>
           <w:tcPr>
-            <w:tcW w:type="dxa" w:w="1800"/>
+            <w:tcW w:type="dxa" w:w="1600"/>
             <w:tcBorders>
               <w:top w:val="single" w:color="CCCCCC" w:sz="1"/>
               <w:left w:val="single" w:color="CCCCCC" w:sz="1"/>
@@ -4510,7 +5500,7 @@
         </w:tc>
         <w:tc>
           <w:tcPr>
-            <w:tcW w:type="dxa" w:w="2400"/>
+            <w:tcW w:type="dxa" w:w="2000"/>
             <w:tcBorders>
               <w:top w:val="single" w:color="CCCCCC" w:sz="1"/>
               <w:left w:val="single" w:color="CCCCCC" w:sz="1"/>
@@ -4541,7 +5531,7 @@
         </w:tc>
         <w:tc>
           <w:tcPr>
-            <w:tcW w:type="dxa" w:w="2660"/>
+            <w:tcW w:type="dxa" w:w="1200"/>
             <w:tcBorders>
               <w:top w:val="single" w:color="CCCCCC" w:sz="1"/>
               <w:left w:val="single" w:color="CCCCCC" w:sz="1"/>
@@ -4570,11 +5560,42 @@
             </w:r>
           </w:p>
         </w:tc>
+        <w:tc>
+          <w:tcPr>
+            <w:tcW w:type="dxa" w:w="2360"/>
+            <w:tcBorders>
+              <w:top w:val="single" w:color="CCCCCC" w:sz="1"/>
+              <w:left w:val="single" w:color="CCCCCC" w:sz="1"/>
+              <w:bottom w:val="single" w:color="CCCCCC" w:sz="1"/>
+              <w:right w:val="single" w:color="CCCCCC" w:sz="1"/>
+            </w:tcBorders>
+            <w:shd w:fill="1F4E79" w:val="clear"/>
+            <w:tcMar>
+              <w:top w:type="dxa" w:w="80"/>
+              <w:left w:type="dxa" w:w="120"/>
+              <w:bottom w:type="dxa" w:w="80"/>
+              <w:right w:type="dxa" w:w="120"/>
+            </w:tcMar>
+          </w:tcPr>
+          <w:p>
+            <w:r>
+              <w:rPr>
+                <w:rFonts w:ascii="Arial" w:cs="Arial" w:eastAsia="Arial" w:hAnsi="Arial"/>
+                <w:b/>
+                <w:bCs/>
+                <w:color w:val="FFFFFF"/>
+                <w:sz w:val="20"/>
+                <w:szCs w:val="20"/>
+              </w:rPr>
+              <w:t xml:space="preserve">Notes</w:t>
+            </w:r>
+          </w:p>
+        </w:tc>
       </w:tr>
       <w:tr>
         <w:tc>
           <w:tcPr>
-            <w:tcW w:type="dxa" w:w="2500"/>
+            <w:tcW w:type="dxa" w:w="2200"/>
             <w:tcBorders>
               <w:top w:val="single" w:color="CCCCCC" w:sz="1"/>
               <w:left w:val="single" w:color="CCCCCC" w:sz="1"/>
@@ -4602,7 +5623,7 @@
         </w:tc>
         <w:tc>
           <w:tcPr>
-            <w:tcW w:type="dxa" w:w="1800"/>
+            <w:tcW w:type="dxa" w:w="1600"/>
             <w:tcBorders>
               <w:top w:val="single" w:color="CCCCCC" w:sz="1"/>
               <w:left w:val="single" w:color="CCCCCC" w:sz="1"/>
@@ -4630,7 +5651,7 @@
         </w:tc>
         <w:tc>
           <w:tcPr>
-            <w:tcW w:type="dxa" w:w="2400"/>
+            <w:tcW w:type="dxa" w:w="2000"/>
             <w:tcBorders>
               <w:top w:val="single" w:color="CCCCCC" w:sz="1"/>
               <w:left w:val="single" w:color="CCCCCC" w:sz="1"/>
@@ -4658,7 +5679,7 @@
         </w:tc>
         <w:tc>
           <w:tcPr>
-            <w:tcW w:type="dxa" w:w="2660"/>
+            <w:tcW w:type="dxa" w:w="1200"/>
             <w:tcBorders>
               <w:top w:val="single" w:color="CCCCCC" w:sz="1"/>
               <w:left w:val="single" w:color="CCCCCC" w:sz="1"/>
@@ -4681,6 +5702,34 @@
                 <w:szCs w:val="20"/>
               </w:rPr>
               <w:t xml:space="preserve">No</w:t>
+            </w:r>
+          </w:p>
+        </w:tc>
+        <w:tc>
+          <w:tcPr>
+            <w:tcW w:type="dxa" w:w="2360"/>
+            <w:tcBorders>
+              <w:top w:val="single" w:color="CCCCCC" w:sz="1"/>
+              <w:left w:val="single" w:color="CCCCCC" w:sz="1"/>
+              <w:bottom w:val="single" w:color="CCCCCC" w:sz="1"/>
+              <w:right w:val="single" w:color="CCCCCC" w:sz="1"/>
+            </w:tcBorders>
+            <w:shd w:fill="F2F2F2" w:val="clear"/>
+            <w:tcMar>
+              <w:top w:type="dxa" w:w="80"/>
+              <w:left w:type="dxa" w:w="120"/>
+              <w:bottom w:type="dxa" w:w="80"/>
+              <w:right w:type="dxa" w:w="120"/>
+            </w:tcMar>
+          </w:tcPr>
+          <w:p>
+            <w:r>
+              <w:rPr>
+                <w:rFonts w:ascii="Arial" w:cs="Arial" w:eastAsia="Arial" w:hAnsi="Arial"/>
+                <w:sz w:val="20"/>
+                <w:szCs w:val="20"/>
+              </w:rPr>
+              <w:t xml:space="preserve"/>
             </w:r>
           </w:p>
         </w:tc>
@@ -4688,7 +5737,7 @@
       <w:tr>
         <w:tc>
           <w:tcPr>
-            <w:tcW w:type="dxa" w:w="2500"/>
+            <w:tcW w:type="dxa" w:w="2200"/>
             <w:tcBorders>
               <w:top w:val="single" w:color="CCCCCC" w:sz="1"/>
               <w:left w:val="single" w:color="CCCCCC" w:sz="1"/>
@@ -4716,7 +5765,7 @@
         </w:tc>
         <w:tc>
           <w:tcPr>
-            <w:tcW w:type="dxa" w:w="1800"/>
+            <w:tcW w:type="dxa" w:w="1600"/>
             <w:tcBorders>
               <w:top w:val="single" w:color="CCCCCC" w:sz="1"/>
               <w:left w:val="single" w:color="CCCCCC" w:sz="1"/>
@@ -4744,7 +5793,7 @@
         </w:tc>
         <w:tc>
           <w:tcPr>
-            <w:tcW w:type="dxa" w:w="2400"/>
+            <w:tcW w:type="dxa" w:w="2000"/>
             <w:tcBorders>
               <w:top w:val="single" w:color="CCCCCC" w:sz="1"/>
               <w:left w:val="single" w:color="CCCCCC" w:sz="1"/>
@@ -4772,7 +5821,7 @@
         </w:tc>
         <w:tc>
           <w:tcPr>
-            <w:tcW w:type="dxa" w:w="2660"/>
+            <w:tcW w:type="dxa" w:w="1200"/>
             <w:tcBorders>
               <w:top w:val="single" w:color="CCCCCC" w:sz="1"/>
               <w:left w:val="single" w:color="CCCCCC" w:sz="1"/>
@@ -4795,6 +5844,34 @@
                 <w:szCs w:val="20"/>
               </w:rPr>
               <w:t xml:space="preserve">No</w:t>
+            </w:r>
+          </w:p>
+        </w:tc>
+        <w:tc>
+          <w:tcPr>
+            <w:tcW w:type="dxa" w:w="2360"/>
+            <w:tcBorders>
+              <w:top w:val="single" w:color="CCCCCC" w:sz="1"/>
+              <w:left w:val="single" w:color="CCCCCC" w:sz="1"/>
+              <w:bottom w:val="single" w:color="CCCCCC" w:sz="1"/>
+              <w:right w:val="single" w:color="CCCCCC" w:sz="1"/>
+            </w:tcBorders>
+            <w:shd w:fill="FFFFFF" w:val="clear"/>
+            <w:tcMar>
+              <w:top w:type="dxa" w:w="80"/>
+              <w:left w:type="dxa" w:w="120"/>
+              <w:bottom w:type="dxa" w:w="80"/>
+              <w:right w:type="dxa" w:w="120"/>
+            </w:tcMar>
+          </w:tcPr>
+          <w:p>
+            <w:r>
+              <w:rPr>
+                <w:rFonts w:ascii="Arial" w:cs="Arial" w:eastAsia="Arial" w:hAnsi="Arial"/>
+                <w:sz w:val="20"/>
+                <w:szCs w:val="20"/>
+              </w:rPr>
+              <w:t xml:space="preserve"/>
             </w:r>
           </w:p>
         </w:tc>
@@ -4802,7 +5879,7 @@
       <w:tr>
         <w:tc>
           <w:tcPr>
-            <w:tcW w:type="dxa" w:w="2500"/>
+            <w:tcW w:type="dxa" w:w="2200"/>
             <w:tcBorders>
               <w:top w:val="single" w:color="CCCCCC" w:sz="1"/>
               <w:left w:val="single" w:color="CCCCCC" w:sz="1"/>
@@ -4830,7 +5907,7 @@
         </w:tc>
         <w:tc>
           <w:tcPr>
-            <w:tcW w:type="dxa" w:w="1800"/>
+            <w:tcW w:type="dxa" w:w="1600"/>
             <w:tcBorders>
               <w:top w:val="single" w:color="CCCCCC" w:sz="1"/>
               <w:left w:val="single" w:color="CCCCCC" w:sz="1"/>
@@ -4858,7 +5935,7 @@
         </w:tc>
         <w:tc>
           <w:tcPr>
-            <w:tcW w:type="dxa" w:w="2400"/>
+            <w:tcW w:type="dxa" w:w="2000"/>
             <w:tcBorders>
               <w:top w:val="single" w:color="CCCCCC" w:sz="1"/>
               <w:left w:val="single" w:color="CCCCCC" w:sz="1"/>
@@ -4886,7 +5963,7 @@
         </w:tc>
         <w:tc>
           <w:tcPr>
-            <w:tcW w:type="dxa" w:w="2660"/>
+            <w:tcW w:type="dxa" w:w="1200"/>
             <w:tcBorders>
               <w:top w:val="single" w:color="CCCCCC" w:sz="1"/>
               <w:left w:val="single" w:color="CCCCCC" w:sz="1"/>
@@ -4909,6 +5986,34 @@
                 <w:szCs w:val="20"/>
               </w:rPr>
               <w:t xml:space="preserve">No</w:t>
+            </w:r>
+          </w:p>
+        </w:tc>
+        <w:tc>
+          <w:tcPr>
+            <w:tcW w:type="dxa" w:w="2360"/>
+            <w:tcBorders>
+              <w:top w:val="single" w:color="CCCCCC" w:sz="1"/>
+              <w:left w:val="single" w:color="CCCCCC" w:sz="1"/>
+              <w:bottom w:val="single" w:color="CCCCCC" w:sz="1"/>
+              <w:right w:val="single" w:color="CCCCCC" w:sz="1"/>
+            </w:tcBorders>
+            <w:shd w:fill="F2F2F2" w:val="clear"/>
+            <w:tcMar>
+              <w:top w:type="dxa" w:w="80"/>
+              <w:left w:type="dxa" w:w="120"/>
+              <w:bottom w:type="dxa" w:w="80"/>
+              <w:right w:type="dxa" w:w="120"/>
+            </w:tcMar>
+          </w:tcPr>
+          <w:p>
+            <w:r>
+              <w:rPr>
+                <w:rFonts w:ascii="Arial" w:cs="Arial" w:eastAsia="Arial" w:hAnsi="Arial"/>
+                <w:sz w:val="20"/>
+                <w:szCs w:val="20"/>
+              </w:rPr>
+              <w:t xml:space="preserve"/>
             </w:r>
           </w:p>
         </w:tc>
@@ -4916,7 +6021,7 @@
       <w:tr>
         <w:tc>
           <w:tcPr>
-            <w:tcW w:type="dxa" w:w="2500"/>
+            <w:tcW w:type="dxa" w:w="2200"/>
             <w:tcBorders>
               <w:top w:val="single" w:color="CCCCCC" w:sz="1"/>
               <w:left w:val="single" w:color="CCCCCC" w:sz="1"/>
@@ -4944,7 +6049,7 @@
         </w:tc>
         <w:tc>
           <w:tcPr>
-            <w:tcW w:type="dxa" w:w="1800"/>
+            <w:tcW w:type="dxa" w:w="1600"/>
             <w:tcBorders>
               <w:top w:val="single" w:color="CCCCCC" w:sz="1"/>
               <w:left w:val="single" w:color="CCCCCC" w:sz="1"/>
@@ -4972,7 +6077,7 @@
         </w:tc>
         <w:tc>
           <w:tcPr>
-            <w:tcW w:type="dxa" w:w="2400"/>
+            <w:tcW w:type="dxa" w:w="2000"/>
             <w:tcBorders>
               <w:top w:val="single" w:color="CCCCCC" w:sz="1"/>
               <w:left w:val="single" w:color="CCCCCC" w:sz="1"/>
@@ -5000,7 +6105,7 @@
         </w:tc>
         <w:tc>
           <w:tcPr>
-            <w:tcW w:type="dxa" w:w="2660"/>
+            <w:tcW w:type="dxa" w:w="1200"/>
             <w:tcBorders>
               <w:top w:val="single" w:color="CCCCCC" w:sz="1"/>
               <w:left w:val="single" w:color="CCCCCC" w:sz="1"/>
@@ -5023,6 +6128,34 @@
                 <w:szCs w:val="20"/>
               </w:rPr>
               <w:t xml:space="preserve">No</w:t>
+            </w:r>
+          </w:p>
+        </w:tc>
+        <w:tc>
+          <w:tcPr>
+            <w:tcW w:type="dxa" w:w="2360"/>
+            <w:tcBorders>
+              <w:top w:val="single" w:color="CCCCCC" w:sz="1"/>
+              <w:left w:val="single" w:color="CCCCCC" w:sz="1"/>
+              <w:bottom w:val="single" w:color="CCCCCC" w:sz="1"/>
+              <w:right w:val="single" w:color="CCCCCC" w:sz="1"/>
+            </w:tcBorders>
+            <w:shd w:fill="FFFFFF" w:val="clear"/>
+            <w:tcMar>
+              <w:top w:type="dxa" w:w="80"/>
+              <w:left w:type="dxa" w:w="120"/>
+              <w:bottom w:type="dxa" w:w="80"/>
+              <w:right w:type="dxa" w:w="120"/>
+            </w:tcMar>
+          </w:tcPr>
+          <w:p>
+            <w:r>
+              <w:rPr>
+                <w:rFonts w:ascii="Arial" w:cs="Arial" w:eastAsia="Arial" w:hAnsi="Arial"/>
+                <w:sz w:val="20"/>
+                <w:szCs w:val="20"/>
+              </w:rPr>
+              <w:t xml:space="preserve"/>
             </w:r>
           </w:p>
         </w:tc>
@@ -5030,7 +6163,7 @@
       <w:tr>
         <w:tc>
           <w:tcPr>
-            <w:tcW w:type="dxa" w:w="2500"/>
+            <w:tcW w:type="dxa" w:w="2200"/>
             <w:tcBorders>
               <w:top w:val="single" w:color="CCCCCC" w:sz="1"/>
               <w:left w:val="single" w:color="CCCCCC" w:sz="1"/>
@@ -5058,7 +6191,7 @@
         </w:tc>
         <w:tc>
           <w:tcPr>
-            <w:tcW w:type="dxa" w:w="1800"/>
+            <w:tcW w:type="dxa" w:w="1600"/>
             <w:tcBorders>
               <w:top w:val="single" w:color="CCCCCC" w:sz="1"/>
               <w:left w:val="single" w:color="CCCCCC" w:sz="1"/>
@@ -5086,7 +6219,7 @@
         </w:tc>
         <w:tc>
           <w:tcPr>
-            <w:tcW w:type="dxa" w:w="2400"/>
+            <w:tcW w:type="dxa" w:w="2000"/>
             <w:tcBorders>
               <w:top w:val="single" w:color="CCCCCC" w:sz="1"/>
               <w:left w:val="single" w:color="CCCCCC" w:sz="1"/>
@@ -5114,7 +6247,7 @@
         </w:tc>
         <w:tc>
           <w:tcPr>
-            <w:tcW w:type="dxa" w:w="2660"/>
+            <w:tcW w:type="dxa" w:w="1200"/>
             <w:tcBorders>
               <w:top w:val="single" w:color="CCCCCC" w:sz="1"/>
               <w:left w:val="single" w:color="CCCCCC" w:sz="1"/>
@@ -5137,6 +6270,34 @@
                 <w:szCs w:val="20"/>
               </w:rPr>
               <w:t xml:space="preserve">No</w:t>
+            </w:r>
+          </w:p>
+        </w:tc>
+        <w:tc>
+          <w:tcPr>
+            <w:tcW w:type="dxa" w:w="2360"/>
+            <w:tcBorders>
+              <w:top w:val="single" w:color="CCCCCC" w:sz="1"/>
+              <w:left w:val="single" w:color="CCCCCC" w:sz="1"/>
+              <w:bottom w:val="single" w:color="CCCCCC" w:sz="1"/>
+              <w:right w:val="single" w:color="CCCCCC" w:sz="1"/>
+            </w:tcBorders>
+            <w:shd w:fill="F2F2F2" w:val="clear"/>
+            <w:tcMar>
+              <w:top w:type="dxa" w:w="80"/>
+              <w:left w:type="dxa" w:w="120"/>
+              <w:bottom w:type="dxa" w:w="80"/>
+              <w:right w:type="dxa" w:w="120"/>
+            </w:tcMar>
+          </w:tcPr>
+          <w:p>
+            <w:r>
+              <w:rPr>
+                <w:rFonts w:ascii="Arial" w:cs="Arial" w:eastAsia="Arial" w:hAnsi="Arial"/>
+                <w:sz w:val="20"/>
+                <w:szCs w:val="20"/>
+              </w:rPr>
+              <w:t xml:space="preserve"/>
             </w:r>
           </w:p>
         </w:tc>
@@ -5144,7 +6305,291 @@
       <w:tr>
         <w:tc>
           <w:tcPr>
-            <w:tcW w:type="dxa" w:w="2500"/>
+            <w:tcW w:type="dxa" w:w="2200"/>
+            <w:tcBorders>
+              <w:top w:val="single" w:color="CCCCCC" w:sz="1"/>
+              <w:left w:val="single" w:color="CCCCCC" w:sz="1"/>
+              <w:bottom w:val="single" w:color="CCCCCC" w:sz="1"/>
+              <w:right w:val="single" w:color="CCCCCC" w:sz="1"/>
+            </w:tcBorders>
+            <w:shd w:fill="FFFFFF" w:val="clear"/>
+            <w:tcMar>
+              <w:top w:type="dxa" w:w="80"/>
+              <w:left w:type="dxa" w:w="120"/>
+              <w:bottom w:type="dxa" w:w="80"/>
+              <w:right w:type="dxa" w:w="120"/>
+            </w:tcMar>
+          </w:tcPr>
+          <w:p>
+            <w:r>
+              <w:rPr>
+                <w:rFonts w:ascii="Arial" w:cs="Arial" w:eastAsia="Arial" w:hAnsi="Arial"/>
+                <w:sz w:val="20"/>
+                <w:szCs w:val="20"/>
+              </w:rPr>
+              <w:t xml:space="preserve">protobuf</w:t>
+            </w:r>
+          </w:p>
+        </w:tc>
+        <w:tc>
+          <w:tcPr>
+            <w:tcW w:type="dxa" w:w="1600"/>
+            <w:tcBorders>
+              <w:top w:val="single" w:color="CCCCCC" w:sz="1"/>
+              <w:left w:val="single" w:color="CCCCCC" w:sz="1"/>
+              <w:bottom w:val="single" w:color="CCCCCC" w:sz="1"/>
+              <w:right w:val="single" w:color="CCCCCC" w:sz="1"/>
+            </w:tcBorders>
+            <w:shd w:fill="FFFFFF" w:val="clear"/>
+            <w:tcMar>
+              <w:top w:type="dxa" w:w="80"/>
+              <w:left w:type="dxa" w:w="120"/>
+              <w:bottom w:type="dxa" w:w="80"/>
+              <w:right w:type="dxa" w:w="120"/>
+            </w:tcMar>
+          </w:tcPr>
+          <w:p>
+            <w:r>
+              <w:rPr>
+                <w:rFonts w:ascii="Arial" w:cs="Arial" w:eastAsia="Arial" w:hAnsi="Arial"/>
+                <w:sz w:val="20"/>
+                <w:szCs w:val="20"/>
+              </w:rPr>
+              <w:t xml:space="preserve">BSD</w:t>
+            </w:r>
+          </w:p>
+        </w:tc>
+        <w:tc>
+          <w:tcPr>
+            <w:tcW w:type="dxa" w:w="2000"/>
+            <w:tcBorders>
+              <w:top w:val="single" w:color="CCCCCC" w:sz="1"/>
+              <w:left w:val="single" w:color="CCCCCC" w:sz="1"/>
+              <w:bottom w:val="single" w:color="CCCCCC" w:sz="1"/>
+              <w:right w:val="single" w:color="CCCCCC" w:sz="1"/>
+            </w:tcBorders>
+            <w:shd w:fill="FFFFFF" w:val="clear"/>
+            <w:tcMar>
+              <w:top w:type="dxa" w:w="80"/>
+              <w:left w:type="dxa" w:w="120"/>
+              <w:bottom w:type="dxa" w:w="80"/>
+              <w:right w:type="dxa" w:w="120"/>
+            </w:tcMar>
+          </w:tcPr>
+          <w:p>
+            <w:r>
+              <w:rPr>
+                <w:rFonts w:ascii="Arial" w:cs="Arial" w:eastAsia="Arial" w:hAnsi="Arial"/>
+                <w:sz w:val="20"/>
+                <w:szCs w:val="20"/>
+              </w:rPr>
+              <w:t xml:space="preserve">Yes</w:t>
+            </w:r>
+          </w:p>
+        </w:tc>
+        <w:tc>
+          <w:tcPr>
+            <w:tcW w:type="dxa" w:w="1200"/>
+            <w:tcBorders>
+              <w:top w:val="single" w:color="CCCCCC" w:sz="1"/>
+              <w:left w:val="single" w:color="CCCCCC" w:sz="1"/>
+              <w:bottom w:val="single" w:color="CCCCCC" w:sz="1"/>
+              <w:right w:val="single" w:color="CCCCCC" w:sz="1"/>
+            </w:tcBorders>
+            <w:shd w:fill="FFFFFF" w:val="clear"/>
+            <w:tcMar>
+              <w:top w:type="dxa" w:w="80"/>
+              <w:left w:type="dxa" w:w="120"/>
+              <w:bottom w:type="dxa" w:w="80"/>
+              <w:right w:type="dxa" w:w="120"/>
+            </w:tcMar>
+          </w:tcPr>
+          <w:p>
+            <w:r>
+              <w:rPr>
+                <w:rFonts w:ascii="Arial" w:cs="Arial" w:eastAsia="Arial" w:hAnsi="Arial"/>
+                <w:sz w:val="20"/>
+                <w:szCs w:val="20"/>
+              </w:rPr>
+              <w:t xml:space="preserve">No</w:t>
+            </w:r>
+          </w:p>
+        </w:tc>
+        <w:tc>
+          <w:tcPr>
+            <w:tcW w:type="dxa" w:w="2360"/>
+            <w:tcBorders>
+              <w:top w:val="single" w:color="CCCCCC" w:sz="1"/>
+              <w:left w:val="single" w:color="CCCCCC" w:sz="1"/>
+              <w:bottom w:val="single" w:color="CCCCCC" w:sz="1"/>
+              <w:right w:val="single" w:color="CCCCCC" w:sz="1"/>
+            </w:tcBorders>
+            <w:shd w:fill="FFFFFF" w:val="clear"/>
+            <w:tcMar>
+              <w:top w:type="dxa" w:w="80"/>
+              <w:left w:type="dxa" w:w="120"/>
+              <w:bottom w:type="dxa" w:w="80"/>
+              <w:right w:type="dxa" w:w="120"/>
+            </w:tcMar>
+          </w:tcPr>
+          <w:p>
+            <w:r>
+              <w:rPr>
+                <w:rFonts w:ascii="Arial" w:cs="Arial" w:eastAsia="Arial" w:hAnsi="Arial"/>
+                <w:sz w:val="20"/>
+                <w:szCs w:val="20"/>
+              </w:rPr>
+              <w:t xml:space="preserve">Google-maintained</w:t>
+            </w:r>
+          </w:p>
+        </w:tc>
+      </w:tr>
+      <w:tr>
+        <w:tc>
+          <w:tcPr>
+            <w:tcW w:type="dxa" w:w="2200"/>
+            <w:tcBorders>
+              <w:top w:val="single" w:color="CCCCCC" w:sz="1"/>
+              <w:left w:val="single" w:color="CCCCCC" w:sz="1"/>
+              <w:bottom w:val="single" w:color="CCCCCC" w:sz="1"/>
+              <w:right w:val="single" w:color="CCCCCC" w:sz="1"/>
+            </w:tcBorders>
+            <w:shd w:fill="F2F2F2" w:val="clear"/>
+            <w:tcMar>
+              <w:top w:type="dxa" w:w="80"/>
+              <w:left w:type="dxa" w:w="120"/>
+              <w:bottom w:type="dxa" w:w="80"/>
+              <w:right w:type="dxa" w:w="120"/>
+            </w:tcMar>
+          </w:tcPr>
+          <w:p>
+            <w:r>
+              <w:rPr>
+                <w:rFonts w:ascii="Arial" w:cs="Arial" w:eastAsia="Arial" w:hAnsi="Arial"/>
+                <w:sz w:val="20"/>
+                <w:szCs w:val="20"/>
+              </w:rPr>
+              <w:t xml:space="preserve">PyInstaller</w:t>
+            </w:r>
+          </w:p>
+        </w:tc>
+        <w:tc>
+          <w:tcPr>
+            <w:tcW w:type="dxa" w:w="1600"/>
+            <w:tcBorders>
+              <w:top w:val="single" w:color="CCCCCC" w:sz="1"/>
+              <w:left w:val="single" w:color="CCCCCC" w:sz="1"/>
+              <w:bottom w:val="single" w:color="CCCCCC" w:sz="1"/>
+              <w:right w:val="single" w:color="CCCCCC" w:sz="1"/>
+            </w:tcBorders>
+            <w:shd w:fill="F2F2F2" w:val="clear"/>
+            <w:tcMar>
+              <w:top w:type="dxa" w:w="80"/>
+              <w:left w:type="dxa" w:w="120"/>
+              <w:bottom w:type="dxa" w:w="80"/>
+              <w:right w:type="dxa" w:w="120"/>
+            </w:tcMar>
+          </w:tcPr>
+          <w:p>
+            <w:r>
+              <w:rPr>
+                <w:rFonts w:ascii="Arial" w:cs="Arial" w:eastAsia="Arial" w:hAnsi="Arial"/>
+                <w:sz w:val="20"/>
+                <w:szCs w:val="20"/>
+              </w:rPr>
+              <w:t xml:space="preserve">GPL + exception</w:t>
+            </w:r>
+          </w:p>
+        </w:tc>
+        <w:tc>
+          <w:tcPr>
+            <w:tcW w:type="dxa" w:w="2000"/>
+            <w:tcBorders>
+              <w:top w:val="single" w:color="CCCCCC" w:sz="1"/>
+              <w:left w:val="single" w:color="CCCCCC" w:sz="1"/>
+              <w:bottom w:val="single" w:color="CCCCCC" w:sz="1"/>
+              <w:right w:val="single" w:color="CCCCCC" w:sz="1"/>
+            </w:tcBorders>
+            <w:shd w:fill="F2F2F2" w:val="clear"/>
+            <w:tcMar>
+              <w:top w:type="dxa" w:w="80"/>
+              <w:left w:type="dxa" w:w="120"/>
+              <w:bottom w:type="dxa" w:w="80"/>
+              <w:right w:type="dxa" w:w="120"/>
+            </w:tcMar>
+          </w:tcPr>
+          <w:p>
+            <w:r>
+              <w:rPr>
+                <w:rFonts w:ascii="Arial" w:cs="Arial" w:eastAsia="Arial" w:hAnsi="Arial"/>
+                <w:sz w:val="20"/>
+                <w:szCs w:val="20"/>
+              </w:rPr>
+              <w:t xml:space="preserve">Yes (exe only)</w:t>
+            </w:r>
+          </w:p>
+        </w:tc>
+        <w:tc>
+          <w:tcPr>
+            <w:tcW w:type="dxa" w:w="1200"/>
+            <w:tcBorders>
+              <w:top w:val="single" w:color="CCCCCC" w:sz="1"/>
+              <w:left w:val="single" w:color="CCCCCC" w:sz="1"/>
+              <w:bottom w:val="single" w:color="CCCCCC" w:sz="1"/>
+              <w:right w:val="single" w:color="CCCCCC" w:sz="1"/>
+            </w:tcBorders>
+            <w:shd w:fill="F2F2F2" w:val="clear"/>
+            <w:tcMar>
+              <w:top w:type="dxa" w:w="80"/>
+              <w:left w:type="dxa" w:w="120"/>
+              <w:bottom w:type="dxa" w:w="80"/>
+              <w:right w:type="dxa" w:w="120"/>
+            </w:tcMar>
+          </w:tcPr>
+          <w:p>
+            <w:r>
+              <w:rPr>
+                <w:rFonts w:ascii="Arial" w:cs="Arial" w:eastAsia="Arial" w:hAnsi="Arial"/>
+                <w:sz w:val="20"/>
+                <w:szCs w:val="20"/>
+              </w:rPr>
+              <w:t xml:space="preserve">Partial</w:t>
+            </w:r>
+          </w:p>
+        </w:tc>
+        <w:tc>
+          <w:tcPr>
+            <w:tcW w:type="dxa" w:w="2360"/>
+            <w:tcBorders>
+              <w:top w:val="single" w:color="CCCCCC" w:sz="1"/>
+              <w:left w:val="single" w:color="CCCCCC" w:sz="1"/>
+              <w:bottom w:val="single" w:color="CCCCCC" w:sz="1"/>
+              <w:right w:val="single" w:color="CCCCCC" w:sz="1"/>
+            </w:tcBorders>
+            <w:shd w:fill="F2F2F2" w:val="clear"/>
+            <w:tcMar>
+              <w:top w:type="dxa" w:w="80"/>
+              <w:left w:type="dxa" w:w="120"/>
+              <w:bottom w:type="dxa" w:w="80"/>
+              <w:right w:type="dxa" w:w="120"/>
+            </w:tcMar>
+          </w:tcPr>
+          <w:p>
+            <w:r>
+              <w:rPr>
+                <w:rFonts w:ascii="Arial" w:cs="Arial" w:eastAsia="Arial" w:hAnsi="Arial"/>
+                <w:sz w:val="20"/>
+                <w:szCs w:val="20"/>
+              </w:rPr>
+              <w:t xml:space="preserve">Bootloader exception permits exe distribution</w:t>
+            </w:r>
+          </w:p>
+        </w:tc>
+      </w:tr>
+      <w:tr>
+        <w:tc>
+          <w:tcPr>
+            <w:tcW w:type="dxa" w:w="2200"/>
             <w:tcBorders>
               <w:top w:val="single" w:color="CCCCCC" w:sz="1"/>
               <w:left w:val="single" w:color="CCCCCC" w:sz="1"/>
@@ -5172,7 +6617,7 @@
         </w:tc>
         <w:tc>
           <w:tcPr>
-            <w:tcW w:type="dxa" w:w="1800"/>
+            <w:tcW w:type="dxa" w:w="1600"/>
             <w:tcBorders>
               <w:top w:val="single" w:color="CCCCCC" w:sz="1"/>
               <w:left w:val="single" w:color="CCCCCC" w:sz="1"/>
@@ -5200,7 +6645,7 @@
         </w:tc>
         <w:tc>
           <w:tcPr>
-            <w:tcW w:type="dxa" w:w="2400"/>
+            <w:tcW w:type="dxa" w:w="2000"/>
             <w:tcBorders>
               <w:top w:val="single" w:color="CCCCCC" w:sz="1"/>
               <w:left w:val="single" w:color="CCCCCC" w:sz="1"/>
@@ -5228,47 +6673,62 @@
         </w:tc>
         <w:tc>
           <w:tcPr>
-            <w:tcW w:type="dxa" w:w="2660"/>
-            <w:tcBorders>
-              <w:top w:val="single" w:color="CCCCCC" w:sz="1"/>
-              <w:left w:val="single" w:color="CCCCCC" w:sz="1"/>
-              <w:bottom w:val="single" w:color="CCCCCC" w:sz="1"/>
-              <w:right w:val="single" w:color="CCCCCC" w:sz="1"/>
-            </w:tcBorders>
-            <w:shd w:fill="FFFFFF" w:val="clear"/>
-            <w:tcMar>
-              <w:top w:type="dxa" w:w="80"/>
-              <w:left w:type="dxa" w:w="120"/>
-              <w:bottom w:type="dxa" w:w="80"/>
-              <w:right w:type="dxa" w:w="120"/>
-            </w:tcMar>
-          </w:tcPr>
-          <w:p>
-            <w:r>
-              <w:rPr>
-                <w:rFonts w:ascii="Arial" w:cs="Arial" w:eastAsia="Arial" w:hAnsi="Arial"/>
-                <w:sz w:val="20"/>
-                <w:szCs w:val="20"/>
-              </w:rPr>
-              <w:t xml:space="preserve">Yes — audit before commercial use</w:t>
+            <w:tcW w:type="dxa" w:w="1200"/>
+            <w:tcBorders>
+              <w:top w:val="single" w:color="CCCCCC" w:sz="1"/>
+              <w:left w:val="single" w:color="CCCCCC" w:sz="1"/>
+              <w:bottom w:val="single" w:color="CCCCCC" w:sz="1"/>
+              <w:right w:val="single" w:color="CCCCCC" w:sz="1"/>
+            </w:tcBorders>
+            <w:shd w:fill="FFFFFF" w:val="clear"/>
+            <w:tcMar>
+              <w:top w:type="dxa" w:w="80"/>
+              <w:left w:type="dxa" w:w="120"/>
+              <w:bottom w:type="dxa" w:w="80"/>
+              <w:right w:type="dxa" w:w="120"/>
+            </w:tcMar>
+          </w:tcPr>
+          <w:p>
+            <w:r>
+              <w:rPr>
+                <w:rFonts w:ascii="Arial" w:cs="Arial" w:eastAsia="Arial" w:hAnsi="Arial"/>
+                <w:sz w:val="20"/>
+                <w:szCs w:val="20"/>
+              </w:rPr>
+              <w:t xml:space="preserve">Yes</w:t>
+            </w:r>
+          </w:p>
+        </w:tc>
+        <w:tc>
+          <w:tcPr>
+            <w:tcW w:type="dxa" w:w="2360"/>
+            <w:tcBorders>
+              <w:top w:val="single" w:color="CCCCCC" w:sz="1"/>
+              <w:left w:val="single" w:color="CCCCCC" w:sz="1"/>
+              <w:bottom w:val="single" w:color="CCCCCC" w:sz="1"/>
+              <w:right w:val="single" w:color="CCCCCC" w:sz="1"/>
+            </w:tcBorders>
+            <w:shd w:fill="FFFFFF" w:val="clear"/>
+            <w:tcMar>
+              <w:top w:type="dxa" w:w="80"/>
+              <w:left w:type="dxa" w:w="120"/>
+              <w:bottom w:type="dxa" w:w="80"/>
+              <w:right w:type="dxa" w:w="120"/>
+            </w:tcMar>
+          </w:tcPr>
+          <w:p>
+            <w:r>
+              <w:rPr>
+                <w:rFonts w:ascii="Arial" w:cs="Arial" w:eastAsia="Arial" w:hAnsi="Arial"/>
+                <w:sz w:val="20"/>
+                <w:szCs w:val="20"/>
+              </w:rPr>
+              <w:t xml:space="preserve">Audit before commercial use</w:t>
             </w:r>
           </w:p>
         </w:tc>
       </w:tr>
     </w:tbl>
-    <w:p>
-      <w:pPr>
-        <w:spacing w:before="60" w:after="100"/>
-      </w:pPr>
-      <w:r>
-        <w:rPr>
-          <w:rFonts w:ascii="Arial" w:cs="Arial" w:eastAsia="Arial" w:hAnsi="Arial"/>
-          <w:sz w:val="22"/>
-          <w:szCs w:val="22"/>
-        </w:rPr>
-        <w:t xml:space="preserve">All current dependencies are non-copyleft. PyMuPDF is listed as a future dependency — its AGPL licence requires legal review before use in any commercial context.</w:t>
-      </w:r>
-    </w:p>
     <w:p>
       <w:pPr>
         <w:pBdr>
@@ -5395,6 +6855,24 @@
           <w:szCs w:val="22"/>
         </w:rPr>
         <w:t xml:space="preserve">Package as Docker image for consistent deployment across environments</w:t>
+      </w:r>
+    </w:p>
+    <w:p>
+      <w:pPr>
+        <w:pStyle w:val="ListParagraph"/>
+        <w:numPr>
+          <w:ilvl w:val="0"/>
+          <w:numId w:val="2"/>
+        </w:numPr>
+        <w:spacing w:before="40" w:after="40"/>
+      </w:pPr>
+      <w:r>
+        <w:rPr>
+          <w:rFonts w:ascii="Arial" w:cs="Arial" w:eastAsia="Arial" w:hAnsi="Arial"/>
+          <w:sz w:val="22"/>
+          <w:szCs w:val="22"/>
+        </w:rPr>
+        <w:t xml:space="preserve">Upgrade Streamlit to latest version and remove protobuf pin once compatibility is confirmed</w:t>
       </w:r>
     </w:p>
     <w:sectPr>
